--- a/RadioStationReports/Docs/Звіти користувачів - інтеграція з CISNet.docx
+++ b/RadioStationReports/Docs/Звіти користувачів - інтеграція з CISNet.docx
@@ -3,65 +3,61 @@
 <w:document xmlns:wpc="http://schemas.microsoft.com/office/word/2010/wordprocessingCanvas" xmlns:mc="http://schemas.openxmlformats.org/markup-compatibility/2006" xmlns:o="urn:schemas-microsoft-com:office:office" xmlns:r="http://schemas.openxmlformats.org/officeDocument/2006/relationships" xmlns:m="http://schemas.openxmlformats.org/officeDocument/2006/math" xmlns:v="urn:schemas-microsoft-com:vml" xmlns:wp14="http://schemas.microsoft.com/office/word/2010/wordprocessingDrawing" xmlns:wp="http://schemas.openxmlformats.org/drawingml/2006/wordprocessingDrawing" xmlns:w10="urn:schemas-microsoft-com:office:word" xmlns:w="http://schemas.openxmlformats.org/wordprocessingml/2006/main" xmlns:w14="http://schemas.microsoft.com/office/word/2010/wordml" xmlns:w15="http://schemas.microsoft.com/office/word/2012/wordml" xmlns:wpg="http://schemas.microsoft.com/office/word/2010/wordprocessingGroup" xmlns:wpi="http://schemas.microsoft.com/office/word/2010/wordprocessingInk" xmlns:wne="http://schemas.microsoft.com/office/word/2006/wordml" xmlns:wps="http://schemas.microsoft.com/office/word/2010/wordprocessingShape" mc:Ignorable="w14 w15 wp14">
   <w:body>
     <w:p>
+      <w:pPr>
+        <w:pStyle w:val="Heading2"/>
+        <w:rPr>
+          <w:lang w:val="uk-UA"/>
+        </w:rPr>
+      </w:pPr>
+      <w:r>
+        <w:rPr>
+          <w:lang w:val="uk-UA"/>
+        </w:rPr>
+        <w:t>Загальна інформація</w:t>
+      </w:r>
+    </w:p>
+    <w:p>
+      <w:pPr>
+        <w:rPr>
+          <w:lang w:val="uk-UA"/>
+        </w:rPr>
+      </w:pPr>
+      <w:r>
+        <w:rPr>
+          <w:lang w:val="uk-UA"/>
+        </w:rPr>
+        <w:t>Для того, щоб автоматично обробляти інформацію про твори, знайдені в Цизнет, слід мати таку інформацію в БД Товариства. Щоб забрати таку інформацію з Цизнет використовується Експорт-Імпорт. Для того в Цизнет існує поняття Пакет. Процес наступний – створюється пакет, до пакета додаються твори, в якийсь момент пакет експортується у вигляді файлу, і нарешті на боці Товариства отриманий файл обробляється, щоб отриману інформацію занести в БД товариства.</w:t>
+      </w:r>
+    </w:p>
+    <w:p>
+      <w:pPr>
+        <w:rPr>
+          <w:lang w:val="uk-UA"/>
+        </w:rPr>
+      </w:pPr>
+      <w:r>
+        <w:rPr>
+          <w:lang w:val="uk-UA"/>
+        </w:rPr>
+        <w:t>Це документовано в Цизнет, але нижче ілюстрація в тому обсязі, який знадобиться далі.</w:t>
+      </w:r>
+    </w:p>
+    <w:p>
+      <w:pPr>
+        <w:rPr>
+          <w:lang w:val="uk-UA"/>
+        </w:rPr>
+      </w:pPr>
       <w:r>
         <w:rPr>
           <w:noProof/>
           <w:lang w:eastAsia="ru-RU"/>
         </w:rPr>
         <w:drawing>
-          <wp:inline distT="0" distB="0" distL="0" distR="0" wp14:anchorId="04B23F7F" wp14:editId="279916A0">
-            <wp:extent cx="5940425" cy="3517265"/>
-            <wp:effectExtent l="0" t="0" r="3175" b="6985"/>
+          <wp:inline distT="0" distB="0" distL="0" distR="0" wp14:anchorId="75812ED0" wp14:editId="5115E8EB">
+            <wp:extent cx="5940425" cy="2207260"/>
+            <wp:effectExtent l="0" t="0" r="3175" b="2540"/>
             <wp:docPr id="1" name="Picture 1"/>
-            <wp:cNvGraphicFramePr>
-              <a:graphicFrameLocks xmlns:a="http://schemas.openxmlformats.org/drawingml/2006/main" noChangeAspect="1"/>
-            </wp:cNvGraphicFramePr>
-            <a:graphic xmlns:a="http://schemas.openxmlformats.org/drawingml/2006/main">
-              <a:graphicData uri="http://schemas.openxmlformats.org/drawingml/2006/picture">
-                <pic:pic xmlns:pic="http://schemas.openxmlformats.org/drawingml/2006/picture">
-                  <pic:nvPicPr>
-                    <pic:cNvPr id="1" name=""/>
-                    <pic:cNvPicPr/>
-                  </pic:nvPicPr>
-                  <pic:blipFill>
-                    <a:blip r:embed="rId4"/>
-                    <a:stretch>
-                      <a:fillRect/>
-                    </a:stretch>
-                  </pic:blipFill>
-                  <pic:spPr>
-                    <a:xfrm>
-                      <a:off x="0" y="0"/>
-                      <a:ext cx="5940425" cy="3517265"/>
-                    </a:xfrm>
-                    <a:prstGeom prst="rect">
-                      <a:avLst/>
-                    </a:prstGeom>
-                  </pic:spPr>
-                </pic:pic>
-              </a:graphicData>
-            </a:graphic>
-          </wp:inline>
-        </w:drawing>
-      </w:r>
-    </w:p>
-    <w:p>
-      <w:pPr>
-        <w:rPr>
-          <w:noProof/>
-          <w:lang w:eastAsia="ru-RU"/>
-        </w:rPr>
-      </w:pPr>
-      <w:r>
-        <w:rPr>
-          <w:noProof/>
-          <w:lang w:eastAsia="ru-RU"/>
-        </w:rPr>
-        <w:drawing>
-          <wp:inline distT="0" distB="0" distL="0" distR="0" wp14:anchorId="794F7D42" wp14:editId="57712795">
-            <wp:extent cx="5940425" cy="3390265"/>
-            <wp:effectExtent l="0" t="0" r="3175" b="635"/>
-            <wp:docPr id="3" name="Picture 3"/>
             <wp:cNvGraphicFramePr>
               <a:graphicFrameLocks xmlns:a="http://schemas.openxmlformats.org/drawingml/2006/main" noChangeAspect="1"/>
             </wp:cNvGraphicFramePr>
@@ -81,7 +77,7 @@
                   <pic:spPr>
                     <a:xfrm>
                       <a:off x="0" y="0"/>
-                      <a:ext cx="5940425" cy="3390265"/>
+                      <a:ext cx="5940425" cy="2207260"/>
                     </a:xfrm>
                     <a:prstGeom prst="rect">
                       <a:avLst/>
@@ -95,17 +91,101 @@
       </w:r>
     </w:p>
     <w:p>
+      <w:pPr>
+        <w:rPr>
+          <w:lang w:val="uk-UA"/>
+        </w:rPr>
+      </w:pPr>
+      <w:r>
+        <w:rPr>
+          <w:lang w:val="uk-UA"/>
+        </w:rPr>
+        <w:t xml:space="preserve">Через меню </w:t>
+      </w:r>
+      <w:r>
+        <w:rPr>
+          <w:lang w:val="en-US"/>
+        </w:rPr>
+        <w:t>MWI</w:t>
+      </w:r>
+      <w:r>
+        <w:rPr>
+          <w:lang w:val="uk-UA"/>
+        </w:rPr>
+        <w:t>-</w:t>
+      </w:r>
+      <w:r>
+        <w:rPr>
+          <w:lang w:val="en-US"/>
+        </w:rPr>
+        <w:t>Tracking</w:t>
+      </w:r>
+      <w:r>
+        <w:rPr>
+          <w:lang w:val="uk-UA"/>
+        </w:rPr>
+        <w:t>-</w:t>
+      </w:r>
+      <w:r>
+        <w:rPr>
+          <w:lang w:val="en-US"/>
+        </w:rPr>
+        <w:t>Open</w:t>
+      </w:r>
+      <w:r>
+        <w:rPr>
+          <w:lang w:val="uk-UA"/>
+        </w:rPr>
+        <w:t xml:space="preserve"> </w:t>
+      </w:r>
+      <w:r>
+        <w:rPr>
+          <w:lang w:val="en-US"/>
+        </w:rPr>
+        <w:t>Packages</w:t>
+      </w:r>
+      <w:r>
+        <w:rPr>
+          <w:lang w:val="uk-UA"/>
+        </w:rPr>
+        <w:t xml:space="preserve"> </w:t>
+      </w:r>
+      <w:r>
+        <w:rPr>
+          <w:lang w:val="uk-UA"/>
+        </w:rPr>
+        <w:t>можна побачити поточний перелік пакетів. Зараз таких немає. Безпосередньо створити пакет можливості не надається. Пакет створюється наступним чином.</w:t>
+      </w:r>
+    </w:p>
+    <w:p>
+      <w:pPr>
+        <w:rPr>
+          <w:lang w:val="uk-UA"/>
+        </w:rPr>
+      </w:pPr>
+      <w:r>
+        <w:rPr>
+          <w:lang w:val="uk-UA"/>
+        </w:rPr>
+        <w:t>Сперш знаходиться твір.</w:t>
+      </w:r>
+    </w:p>
+    <w:p>
+      <w:pPr>
+        <w:rPr>
+          <w:lang w:val="uk-UA"/>
+        </w:rPr>
+      </w:pPr>
       <w:r>
         <w:rPr>
           <w:noProof/>
           <w:lang w:eastAsia="ru-RU"/>
         </w:rPr>
-        <w:lastRenderedPageBreak/>
         <w:drawing>
-          <wp:inline distT="0" distB="0" distL="0" distR="0" wp14:anchorId="0CB2FE3D" wp14:editId="39187CD1">
-            <wp:extent cx="5940425" cy="3399790"/>
-            <wp:effectExtent l="0" t="0" r="3175" b="0"/>
-            <wp:docPr id="4" name="Picture 4"/>
+          <wp:inline distT="0" distB="0" distL="0" distR="0" wp14:anchorId="1C9C19AB" wp14:editId="73C57B23">
+            <wp:extent cx="5940425" cy="3672205"/>
+            <wp:effectExtent l="0" t="0" r="3175" b="4445"/>
+            <wp:docPr id="12" name="Picture 12"/>
             <wp:cNvGraphicFramePr>
               <a:graphicFrameLocks xmlns:a="http://schemas.openxmlformats.org/drawingml/2006/main" noChangeAspect="1"/>
             </wp:cNvGraphicFramePr>
@@ -125,7 +205,7 @@
                   <pic:spPr>
                     <a:xfrm>
                       <a:off x="0" y="0"/>
-                      <a:ext cx="5940425" cy="3399790"/>
+                      <a:ext cx="5940425" cy="3672205"/>
                     </a:xfrm>
                     <a:prstGeom prst="rect">
                       <a:avLst/>
@@ -138,18 +218,60 @@
         </w:drawing>
       </w:r>
     </w:p>
-    <w:p/>
-    <w:p>
+    <w:p>
+      <w:pPr>
+        <w:rPr>
+          <w:lang w:val="uk-UA"/>
+        </w:rPr>
+      </w:pPr>
+      <w:r>
+        <w:rPr>
+          <w:lang w:val="uk-UA"/>
+        </w:rPr>
+        <w:t>Далі натискається Стрілка Вниз (</w:t>
+      </w:r>
+      <w:r>
+        <w:rPr>
+          <w:lang w:val="en-US"/>
+        </w:rPr>
+        <w:t>Download</w:t>
+      </w:r>
+      <w:r>
+        <w:rPr>
+          <w:lang w:val="uk-UA"/>
+        </w:rPr>
+        <w:t>)</w:t>
+      </w:r>
+      <w:r>
+        <w:rPr>
+          <w:lang w:val="uk-UA"/>
+        </w:rPr>
+        <w:t xml:space="preserve"> </w:t>
+      </w:r>
+      <w:r>
+        <w:rPr>
+          <w:lang w:val="uk-UA"/>
+        </w:rPr>
+        <w:t>і виникає екран імпорту твору.</w:t>
+      </w:r>
+    </w:p>
+    <w:p>
+      <w:pPr>
+        <w:rPr>
+          <w:lang w:val="uk-UA"/>
+        </w:rPr>
+      </w:pPr>
       <w:r>
         <w:rPr>
           <w:noProof/>
           <w:lang w:eastAsia="ru-RU"/>
         </w:rPr>
+        <w:lastRenderedPageBreak/>
         <w:drawing>
-          <wp:inline distT="0" distB="0" distL="0" distR="0" wp14:anchorId="00129441" wp14:editId="59FB6E80">
-            <wp:extent cx="5286375" cy="3829050"/>
-            <wp:effectExtent l="0" t="0" r="9525" b="0"/>
-            <wp:docPr id="6" name="Picture 6"/>
+          <wp:inline distT="0" distB="0" distL="0" distR="0" wp14:anchorId="7A2A30EA" wp14:editId="323A432D">
+            <wp:extent cx="5940425" cy="3672205"/>
+            <wp:effectExtent l="0" t="0" r="3175" b="4445"/>
+            <wp:docPr id="13" name="Picture 13"/>
             <wp:cNvGraphicFramePr>
               <a:graphicFrameLocks xmlns:a="http://schemas.openxmlformats.org/drawingml/2006/main" noChangeAspect="1"/>
             </wp:cNvGraphicFramePr>
@@ -169,7 +291,7 @@
                   <pic:spPr>
                     <a:xfrm>
                       <a:off x="0" y="0"/>
-                      <a:ext cx="5286375" cy="3829050"/>
+                      <a:ext cx="5940425" cy="3672205"/>
                     </a:xfrm>
                     <a:prstGeom prst="rect">
                       <a:avLst/>
@@ -183,21 +305,34 @@
       </w:r>
     </w:p>
     <w:p>
-      <w:bookmarkStart w:id="0" w:name="_GoBack"/>
-      <w:bookmarkEnd w:id="0"/>
-    </w:p>
-    <w:p>
+      <w:pPr>
+        <w:rPr>
+          <w:lang w:val="uk-UA"/>
+        </w:rPr>
+      </w:pPr>
+      <w:r>
+        <w:rPr>
+          <w:lang w:val="uk-UA"/>
+        </w:rPr>
+        <w:t>Тут слід вибрати пакет. Оскільки пакеті зараз немає, створюємо новий пакет.</w:t>
+      </w:r>
+    </w:p>
+    <w:p>
+      <w:pPr>
+        <w:rPr>
+          <w:lang w:val="uk-UA"/>
+        </w:rPr>
+      </w:pPr>
       <w:r>
         <w:rPr>
           <w:noProof/>
           <w:lang w:eastAsia="ru-RU"/>
         </w:rPr>
-        <w:lastRenderedPageBreak/>
         <w:drawing>
-          <wp:inline distT="0" distB="0" distL="0" distR="0" wp14:anchorId="11D52207" wp14:editId="4B9E8FD1">
-            <wp:extent cx="5940425" cy="3399790"/>
-            <wp:effectExtent l="0" t="0" r="3175" b="0"/>
-            <wp:docPr id="5" name="Picture 5"/>
+          <wp:inline distT="0" distB="0" distL="0" distR="0" wp14:anchorId="404876C1" wp14:editId="3F6533CF">
+            <wp:extent cx="5940425" cy="3672205"/>
+            <wp:effectExtent l="0" t="0" r="3175" b="4445"/>
+            <wp:docPr id="14" name="Picture 14"/>
             <wp:cNvGraphicFramePr>
               <a:graphicFrameLocks xmlns:a="http://schemas.openxmlformats.org/drawingml/2006/main" noChangeAspect="1"/>
             </wp:cNvGraphicFramePr>
@@ -217,7 +352,7 @@
                   <pic:spPr>
                     <a:xfrm>
                       <a:off x="0" y="0"/>
-                      <a:ext cx="5940425" cy="3399790"/>
+                      <a:ext cx="5940425" cy="3672205"/>
                     </a:xfrm>
                     <a:prstGeom prst="rect">
                       <a:avLst/>
@@ -231,16 +366,35 @@
       </w:r>
     </w:p>
     <w:p>
+      <w:pPr>
+        <w:rPr>
+          <w:lang w:val="uk-UA"/>
+        </w:rPr>
+      </w:pPr>
+      <w:r>
+        <w:rPr>
+          <w:lang w:val="uk-UA"/>
+        </w:rPr>
+        <w:t>Вводимо коментар і створюємо.</w:t>
+      </w:r>
+    </w:p>
+    <w:p>
+      <w:pPr>
+        <w:rPr>
+          <w:lang w:val="uk-UA"/>
+        </w:rPr>
+      </w:pPr>
       <w:r>
         <w:rPr>
           <w:noProof/>
           <w:lang w:eastAsia="ru-RU"/>
         </w:rPr>
+        <w:lastRenderedPageBreak/>
         <w:drawing>
-          <wp:inline distT="0" distB="0" distL="0" distR="0" wp14:anchorId="3F663B85" wp14:editId="7F79ED63">
-            <wp:extent cx="5940425" cy="3399790"/>
-            <wp:effectExtent l="0" t="0" r="3175" b="0"/>
-            <wp:docPr id="7" name="Picture 7"/>
+          <wp:inline distT="0" distB="0" distL="0" distR="0" wp14:anchorId="67186BCD" wp14:editId="7ED10687">
+            <wp:extent cx="5940425" cy="3672205"/>
+            <wp:effectExtent l="0" t="0" r="3175" b="4445"/>
+            <wp:docPr id="15" name="Picture 15"/>
             <wp:cNvGraphicFramePr>
               <a:graphicFrameLocks xmlns:a="http://schemas.openxmlformats.org/drawingml/2006/main" noChangeAspect="1"/>
             </wp:cNvGraphicFramePr>
@@ -260,7 +414,7 @@
                   <pic:spPr>
                     <a:xfrm>
                       <a:off x="0" y="0"/>
-                      <a:ext cx="5940425" cy="3399790"/>
+                      <a:ext cx="5940425" cy="3672205"/>
                     </a:xfrm>
                     <a:prstGeom prst="rect">
                       <a:avLst/>
@@ -274,17 +428,77 @@
       </w:r>
     </w:p>
     <w:p>
+      <w:pPr>
+        <w:rPr>
+          <w:lang w:val="uk-UA"/>
+        </w:rPr>
+      </w:pPr>
+      <w:r>
+        <w:rPr>
+          <w:lang w:val="uk-UA"/>
+        </w:rPr>
+        <w:t xml:space="preserve">Тепер вибираємо створений пакет, тиснемо </w:t>
+      </w:r>
+      <w:r>
+        <w:rPr>
+          <w:lang w:val="en-US"/>
+        </w:rPr>
+        <w:t>Add</w:t>
+      </w:r>
+      <w:r>
+        <w:t xml:space="preserve"> </w:t>
+      </w:r>
+      <w:r>
+        <w:rPr>
+          <w:lang w:val="en-US"/>
+        </w:rPr>
+        <w:t>To</w:t>
+      </w:r>
+      <w:r>
+        <w:t xml:space="preserve"> </w:t>
+      </w:r>
+      <w:r>
+        <w:rPr>
+          <w:lang w:val="en-US"/>
+        </w:rPr>
+        <w:t>Package</w:t>
+      </w:r>
+      <w:r>
+        <w:rPr>
+          <w:lang w:val="uk-UA"/>
+        </w:rPr>
+        <w:t xml:space="preserve"> і закриваємо форму (хрестик в верхньому кутку справа).</w:t>
+      </w:r>
+    </w:p>
+    <w:p>
+      <w:pPr>
+        <w:rPr>
+          <w:lang w:val="uk-UA"/>
+        </w:rPr>
+      </w:pPr>
+      <w:r>
+        <w:rPr>
+          <w:lang w:val="uk-UA"/>
+        </w:rPr>
+        <w:t>Шукаємо наступний твір</w:t>
+      </w:r>
+    </w:p>
+    <w:p>
+      <w:pPr>
+        <w:rPr>
+          <w:lang w:val="uk-UA"/>
+        </w:rPr>
+      </w:pPr>
       <w:r>
         <w:rPr>
           <w:noProof/>
           <w:lang w:eastAsia="ru-RU"/>
         </w:rPr>
-        <w:lastRenderedPageBreak/>
         <w:drawing>
-          <wp:inline distT="0" distB="0" distL="0" distR="0" wp14:anchorId="0AE9B5E2" wp14:editId="5C5CBA21">
-            <wp:extent cx="5940425" cy="3390265"/>
-            <wp:effectExtent l="0" t="0" r="3175" b="635"/>
-            <wp:docPr id="8" name="Picture 8"/>
+          <wp:inline distT="0" distB="0" distL="0" distR="0" wp14:anchorId="222959B0" wp14:editId="407CF079">
+            <wp:extent cx="5940425" cy="3253105"/>
+            <wp:effectExtent l="0" t="0" r="3175" b="4445"/>
+            <wp:docPr id="16" name="Picture 16"/>
             <wp:cNvGraphicFramePr>
               <a:graphicFrameLocks xmlns:a="http://schemas.openxmlformats.org/drawingml/2006/main" noChangeAspect="1"/>
             </wp:cNvGraphicFramePr>
@@ -304,7 +518,7 @@
                   <pic:spPr>
                     <a:xfrm>
                       <a:off x="0" y="0"/>
-                      <a:ext cx="5940425" cy="3390265"/>
+                      <a:ext cx="5940425" cy="3253105"/>
                     </a:xfrm>
                     <a:prstGeom prst="rect">
                       <a:avLst/>
@@ -317,18 +531,36 @@
         </w:drawing>
       </w:r>
     </w:p>
-    <w:p/>
-    <w:p>
+    <w:p>
+      <w:pPr>
+        <w:rPr>
+          <w:lang w:val="uk-UA"/>
+        </w:rPr>
+      </w:pPr>
+      <w:r>
+        <w:rPr>
+          <w:lang w:val="uk-UA"/>
+        </w:rPr>
+        <w:t>І виконуємо імпорт.</w:t>
+      </w:r>
+    </w:p>
+    <w:p>
+      <w:pPr>
+        <w:rPr>
+          <w:lang w:val="uk-UA"/>
+        </w:rPr>
+      </w:pPr>
       <w:r>
         <w:rPr>
           <w:noProof/>
           <w:lang w:eastAsia="ru-RU"/>
         </w:rPr>
+        <w:lastRenderedPageBreak/>
         <w:drawing>
-          <wp:inline distT="0" distB="0" distL="0" distR="0" wp14:anchorId="6EB843B9" wp14:editId="2F7E8E4B">
-            <wp:extent cx="5940425" cy="3399790"/>
-            <wp:effectExtent l="0" t="0" r="3175" b="0"/>
-            <wp:docPr id="9" name="Picture 9"/>
+          <wp:inline distT="0" distB="0" distL="0" distR="0" wp14:anchorId="29FD57E1" wp14:editId="67437DEB">
+            <wp:extent cx="5940425" cy="3253105"/>
+            <wp:effectExtent l="0" t="0" r="3175" b="4445"/>
+            <wp:docPr id="17" name="Picture 17"/>
             <wp:cNvGraphicFramePr>
               <a:graphicFrameLocks xmlns:a="http://schemas.openxmlformats.org/drawingml/2006/main" noChangeAspect="1"/>
             </wp:cNvGraphicFramePr>
@@ -348,7 +580,7 @@
                   <pic:spPr>
                     <a:xfrm>
                       <a:off x="0" y="0"/>
-                      <a:ext cx="5940425" cy="3399790"/>
+                      <a:ext cx="5940425" cy="3253105"/>
                     </a:xfrm>
                     <a:prstGeom prst="rect">
                       <a:avLst/>
@@ -361,19 +593,48 @@
         </w:drawing>
       </w:r>
     </w:p>
-    <w:p/>
-    <w:p>
+    <w:p>
+      <w:pPr>
+        <w:rPr>
+          <w:lang w:val="uk-UA"/>
+        </w:rPr>
+      </w:pPr>
+      <w:r>
+        <w:rPr>
+          <w:lang w:val="uk-UA"/>
+        </w:rPr>
+        <w:t>Тепер вже пакет не створюємо, а обираємо створений раніше.</w:t>
+      </w:r>
+    </w:p>
+    <w:p>
+      <w:pPr>
+        <w:rPr>
+          <w:lang w:val="uk-UA"/>
+        </w:rPr>
+      </w:pPr>
+      <w:r>
+        <w:rPr>
+          <w:lang w:val="uk-UA"/>
+        </w:rPr>
+        <w:t>І так далі. Нарешті дивимось, що маємо.</w:t>
+      </w:r>
+    </w:p>
+    <w:p>
+      <w:pPr>
+        <w:rPr>
+          <w:lang w:val="uk-UA"/>
+        </w:rPr>
+      </w:pPr>
       <w:r>
         <w:rPr>
           <w:noProof/>
           <w:lang w:eastAsia="ru-RU"/>
         </w:rPr>
-        <w:lastRenderedPageBreak/>
         <w:drawing>
-          <wp:inline distT="0" distB="0" distL="0" distR="0" wp14:anchorId="38744E94" wp14:editId="48951DE5">
-            <wp:extent cx="5940425" cy="3390265"/>
-            <wp:effectExtent l="0" t="0" r="3175" b="635"/>
-            <wp:docPr id="10" name="Picture 10"/>
+          <wp:inline distT="0" distB="0" distL="0" distR="0" wp14:anchorId="558486A2" wp14:editId="53586172">
+            <wp:extent cx="5940425" cy="3253105"/>
+            <wp:effectExtent l="0" t="0" r="3175" b="4445"/>
+            <wp:docPr id="18" name="Picture 18"/>
             <wp:cNvGraphicFramePr>
               <a:graphicFrameLocks xmlns:a="http://schemas.openxmlformats.org/drawingml/2006/main" noChangeAspect="1"/>
             </wp:cNvGraphicFramePr>
@@ -393,7 +654,7 @@
                   <pic:spPr>
                     <a:xfrm>
                       <a:off x="0" y="0"/>
-                      <a:ext cx="5940425" cy="3390265"/>
+                      <a:ext cx="5940425" cy="3253105"/>
                     </a:xfrm>
                     <a:prstGeom prst="rect">
                       <a:avLst/>
@@ -406,18 +667,42 @@
         </w:drawing>
       </w:r>
     </w:p>
-    <w:p/>
-    <w:p>
+    <w:p>
+      <w:pPr>
+        <w:rPr>
+          <w:lang w:val="en-US"/>
+        </w:rPr>
+      </w:pPr>
+      <w:r>
+        <w:rPr>
+          <w:lang w:val="uk-UA"/>
+        </w:rPr>
+        <w:t xml:space="preserve">І </w:t>
+      </w:r>
+      <w:r>
+        <w:rPr>
+          <w:lang w:val="en-US"/>
+        </w:rPr>
+        <w:t>View Package</w:t>
+      </w:r>
+    </w:p>
+    <w:p>
+      <w:pPr>
+        <w:rPr>
+          <w:lang w:val="en-US"/>
+        </w:rPr>
+      </w:pPr>
       <w:r>
         <w:rPr>
           <w:noProof/>
           <w:lang w:eastAsia="ru-RU"/>
         </w:rPr>
+        <w:lastRenderedPageBreak/>
         <w:drawing>
-          <wp:inline distT="0" distB="0" distL="0" distR="0" wp14:anchorId="31AD43D0" wp14:editId="578EEC86">
-            <wp:extent cx="5940425" cy="3390265"/>
-            <wp:effectExtent l="0" t="0" r="3175" b="635"/>
-            <wp:docPr id="11" name="Picture 11"/>
+          <wp:inline distT="0" distB="0" distL="0" distR="0" wp14:anchorId="1667E9FF" wp14:editId="344EFE9D">
+            <wp:extent cx="5940425" cy="3253105"/>
+            <wp:effectExtent l="0" t="0" r="3175" b="4445"/>
+            <wp:docPr id="19" name="Picture 19"/>
             <wp:cNvGraphicFramePr>
               <a:graphicFrameLocks xmlns:a="http://schemas.openxmlformats.org/drawingml/2006/main" noChangeAspect="1"/>
             </wp:cNvGraphicFramePr>
@@ -437,6 +722,515 @@
                   <pic:spPr>
                     <a:xfrm>
                       <a:off x="0" y="0"/>
+                      <a:ext cx="5940425" cy="3253105"/>
+                    </a:xfrm>
+                    <a:prstGeom prst="rect">
+                      <a:avLst/>
+                    </a:prstGeom>
+                  </pic:spPr>
+                </pic:pic>
+              </a:graphicData>
+            </a:graphic>
+          </wp:inline>
+        </w:drawing>
+      </w:r>
+    </w:p>
+    <w:p>
+      <w:pPr>
+        <w:rPr>
+          <w:lang w:val="uk-UA"/>
+        </w:rPr>
+      </w:pPr>
+      <w:r>
+        <w:rPr>
+          <w:lang w:val="uk-UA"/>
+        </w:rPr>
+        <w:t xml:space="preserve">Зауваження – експортувати другий твір сенсу немає бо він знайдений у БД </w:t>
+      </w:r>
+      <w:r>
+        <w:rPr>
+          <w:lang w:val="en-US"/>
+        </w:rPr>
+        <w:t>Wid</w:t>
+      </w:r>
+      <w:r>
+        <w:t xml:space="preserve"> </w:t>
+      </w:r>
+      <w:r>
+        <w:rPr>
+          <w:lang w:val="en-US"/>
+        </w:rPr>
+        <w:t>Centre</w:t>
+      </w:r>
+      <w:r>
+        <w:t xml:space="preserve">, </w:t>
+      </w:r>
+      <w:r>
+        <w:rPr>
+          <w:lang w:val="uk-UA"/>
+        </w:rPr>
+        <w:t xml:space="preserve">а значить мусить бути у нашій БД </w:t>
+      </w:r>
+      <w:r>
+        <w:rPr>
+          <w:lang w:val="en-US"/>
+        </w:rPr>
+        <w:t>WID</w:t>
+      </w:r>
+      <w:r>
+        <w:t xml:space="preserve">. </w:t>
+      </w:r>
+      <w:r>
+        <w:rPr>
+          <w:lang w:val="uk-UA"/>
+        </w:rPr>
+        <w:t>Більше того, і в БД СМАРТ, бо вказано, що створений нашим товариством (тут немає необхідності в інсайдерських знаннях стосовно Друга Ріка). Тут він включений для ілюстрації.</w:t>
+      </w:r>
+    </w:p>
+    <w:p>
+      <w:pPr>
+        <w:rPr>
+          <w:lang w:val="uk-UA"/>
+        </w:rPr>
+      </w:pPr>
+      <w:r>
+        <w:rPr>
+          <w:lang w:val="uk-UA"/>
+        </w:rPr>
+        <w:t xml:space="preserve">Лишається виконати експорт. Для наших цілей слід натиснути </w:t>
+      </w:r>
+      <w:r>
+        <w:rPr>
+          <w:lang w:val="en-US"/>
+        </w:rPr>
+        <w:t>Download</w:t>
+      </w:r>
+      <w:r>
+        <w:rPr>
+          <w:lang w:val="uk-UA"/>
+        </w:rPr>
+        <w:t xml:space="preserve"> </w:t>
+      </w:r>
+      <w:r>
+        <w:rPr>
+          <w:lang w:val="en-US"/>
+        </w:rPr>
+        <w:t>CISML</w:t>
+      </w:r>
+      <w:r>
+        <w:rPr>
+          <w:lang w:val="uk-UA"/>
+        </w:rPr>
+        <w:t xml:space="preserve">, </w:t>
+      </w:r>
+      <w:r>
+        <w:rPr>
+          <w:lang w:val="uk-UA"/>
+        </w:rPr>
+        <w:t>в додатку Звіти Радіо обробляються файли саме такого формату.</w:t>
+      </w:r>
+    </w:p>
+    <w:p>
+      <w:pPr>
+        <w:rPr>
+          <w:lang w:val="uk-UA"/>
+        </w:rPr>
+      </w:pPr>
+      <w:r>
+        <w:rPr>
+          <w:lang w:val="uk-UA"/>
+        </w:rPr>
+        <w:t xml:space="preserve">Файл потрапить в фолдер завантажень Інтернет провідника. Для різних користувачів і різних Інтернет провідників фолдери різні. </w:t>
+      </w:r>
+      <w:r>
+        <w:rPr>
+          <w:noProof/>
+          <w:lang w:eastAsia="ru-RU"/>
+        </w:rPr>
+        <w:drawing>
+          <wp:inline distT="0" distB="0" distL="0" distR="0" wp14:anchorId="6CB507A0" wp14:editId="37C044DF">
+            <wp:extent cx="5940425" cy="3253105"/>
+            <wp:effectExtent l="0" t="0" r="3175" b="4445"/>
+            <wp:docPr id="20" name="Picture 20"/>
+            <wp:cNvGraphicFramePr>
+              <a:graphicFrameLocks xmlns:a="http://schemas.openxmlformats.org/drawingml/2006/main" noChangeAspect="1"/>
+            </wp:cNvGraphicFramePr>
+            <a:graphic xmlns:a="http://schemas.openxmlformats.org/drawingml/2006/main">
+              <a:graphicData uri="http://schemas.openxmlformats.org/drawingml/2006/picture">
+                <pic:pic xmlns:pic="http://schemas.openxmlformats.org/drawingml/2006/picture">
+                  <pic:nvPicPr>
+                    <pic:cNvPr id="1" name=""/>
+                    <pic:cNvPicPr/>
+                  </pic:nvPicPr>
+                  <pic:blipFill>
+                    <a:blip r:embed="rId14"/>
+                    <a:stretch>
+                      <a:fillRect/>
+                    </a:stretch>
+                  </pic:blipFill>
+                  <pic:spPr>
+                    <a:xfrm>
+                      <a:off x="0" y="0"/>
+                      <a:ext cx="5940425" cy="3253105"/>
+                    </a:xfrm>
+                    <a:prstGeom prst="rect">
+                      <a:avLst/>
+                    </a:prstGeom>
+                  </pic:spPr>
+                </pic:pic>
+              </a:graphicData>
+            </a:graphic>
+          </wp:inline>
+        </w:drawing>
+      </w:r>
+    </w:p>
+    <w:p>
+      <w:pPr>
+        <w:rPr>
+          <w:lang w:val="uk-UA"/>
+        </w:rPr>
+      </w:pPr>
+      <w:r>
+        <w:rPr>
+          <w:lang w:val="uk-UA"/>
+        </w:rPr>
+        <w:t xml:space="preserve">В даному випадку </w:t>
+      </w:r>
+      <w:r>
+        <w:rPr>
+          <w:lang w:val="uk-UA"/>
+        </w:rPr>
+        <w:t>слід натиснути на стрілку вниз у верхній панелі екрану.</w:t>
+      </w:r>
+    </w:p>
+    <w:p>
+      <w:pPr>
+        <w:rPr>
+          <w:lang w:val="uk-UA"/>
+        </w:rPr>
+      </w:pPr>
+      <w:r>
+        <w:rPr>
+          <w:noProof/>
+          <w:lang w:eastAsia="ru-RU"/>
+        </w:rPr>
+        <w:lastRenderedPageBreak/>
+        <w:drawing>
+          <wp:inline distT="0" distB="0" distL="0" distR="0" wp14:anchorId="131D76A1" wp14:editId="3F23745D">
+            <wp:extent cx="3181350" cy="4972050"/>
+            <wp:effectExtent l="0" t="0" r="0" b="0"/>
+            <wp:docPr id="21" name="Picture 21"/>
+            <wp:cNvGraphicFramePr>
+              <a:graphicFrameLocks xmlns:a="http://schemas.openxmlformats.org/drawingml/2006/main" noChangeAspect="1"/>
+            </wp:cNvGraphicFramePr>
+            <a:graphic xmlns:a="http://schemas.openxmlformats.org/drawingml/2006/main">
+              <a:graphicData uri="http://schemas.openxmlformats.org/drawingml/2006/picture">
+                <pic:pic xmlns:pic="http://schemas.openxmlformats.org/drawingml/2006/picture">
+                  <pic:nvPicPr>
+                    <pic:cNvPr id="1" name=""/>
+                    <pic:cNvPicPr/>
+                  </pic:nvPicPr>
+                  <pic:blipFill>
+                    <a:blip r:embed="rId15"/>
+                    <a:stretch>
+                      <a:fillRect/>
+                    </a:stretch>
+                  </pic:blipFill>
+                  <pic:spPr>
+                    <a:xfrm>
+                      <a:off x="0" y="0"/>
+                      <a:ext cx="3181350" cy="4972050"/>
+                    </a:xfrm>
+                    <a:prstGeom prst="rect">
+                      <a:avLst/>
+                    </a:prstGeom>
+                  </pic:spPr>
+                </pic:pic>
+              </a:graphicData>
+            </a:graphic>
+          </wp:inline>
+        </w:drawing>
+      </w:r>
+    </w:p>
+    <w:p>
+      <w:pPr>
+        <w:rPr>
+          <w:lang w:val="uk-UA"/>
+        </w:rPr>
+      </w:pPr>
+      <w:r>
+        <w:rPr>
+          <w:lang w:val="uk-UA"/>
+        </w:rPr>
+        <w:t>Ну і Показати в фолдері.</w:t>
+      </w:r>
+    </w:p>
+    <w:p>
+      <w:pPr>
+        <w:rPr>
+          <w:lang w:val="uk-UA"/>
+        </w:rPr>
+      </w:pPr>
+      <w:r>
+        <w:rPr>
+          <w:noProof/>
+          <w:lang w:eastAsia="ru-RU"/>
+        </w:rPr>
+        <w:drawing>
+          <wp:inline distT="0" distB="0" distL="0" distR="0" wp14:anchorId="238DC5C6" wp14:editId="32B09560">
+            <wp:extent cx="5940425" cy="2025015"/>
+            <wp:effectExtent l="0" t="0" r="3175" b="0"/>
+            <wp:docPr id="22" name="Picture 22"/>
+            <wp:cNvGraphicFramePr>
+              <a:graphicFrameLocks xmlns:a="http://schemas.openxmlformats.org/drawingml/2006/main" noChangeAspect="1"/>
+            </wp:cNvGraphicFramePr>
+            <a:graphic xmlns:a="http://schemas.openxmlformats.org/drawingml/2006/main">
+              <a:graphicData uri="http://schemas.openxmlformats.org/drawingml/2006/picture">
+                <pic:pic xmlns:pic="http://schemas.openxmlformats.org/drawingml/2006/picture">
+                  <pic:nvPicPr>
+                    <pic:cNvPr id="1" name=""/>
+                    <pic:cNvPicPr/>
+                  </pic:nvPicPr>
+                  <pic:blipFill>
+                    <a:blip r:embed="rId16"/>
+                    <a:stretch>
+                      <a:fillRect/>
+                    </a:stretch>
+                  </pic:blipFill>
+                  <pic:spPr>
+                    <a:xfrm>
+                      <a:off x="0" y="0"/>
+                      <a:ext cx="5940425" cy="2025015"/>
+                    </a:xfrm>
+                    <a:prstGeom prst="rect">
+                      <a:avLst/>
+                    </a:prstGeom>
+                  </pic:spPr>
+                </pic:pic>
+              </a:graphicData>
+            </a:graphic>
+          </wp:inline>
+        </w:drawing>
+      </w:r>
+    </w:p>
+    <w:p>
+      <w:pPr>
+        <w:rPr>
+          <w:lang w:val="uk-UA"/>
+        </w:rPr>
+      </w:pPr>
+      <w:r>
+        <w:rPr>
+          <w:lang w:val="uk-UA"/>
+        </w:rPr>
+        <w:t xml:space="preserve">Зауваження: потрібний нам файл містить код пакету в назві. Це </w:t>
+      </w:r>
+      <w:r>
+        <w:rPr>
+          <w:lang w:val="en-US"/>
+        </w:rPr>
+        <w:t>Package</w:t>
+      </w:r>
+      <w:r>
+        <w:rPr>
+          <w:lang w:val="uk-UA"/>
+        </w:rPr>
+        <w:t xml:space="preserve"> </w:t>
+      </w:r>
+      <w:r>
+        <w:rPr>
+          <w:lang w:val="en-US"/>
+        </w:rPr>
+        <w:t>ID</w:t>
+      </w:r>
+      <w:r>
+        <w:rPr>
+          <w:lang w:val="uk-UA"/>
+        </w:rPr>
+        <w:t xml:space="preserve"> </w:t>
+      </w:r>
+      <w:r>
+        <w:rPr>
+          <w:lang w:val="uk-UA"/>
+        </w:rPr>
+        <w:t>на екрані Цизнет вище.</w:t>
+      </w:r>
+    </w:p>
+    <w:p>
+      <w:pPr>
+        <w:rPr>
+          <w:lang w:val="uk-UA"/>
+        </w:rPr>
+      </w:pPr>
+      <w:r>
+        <w:rPr>
+          <w:lang w:val="uk-UA"/>
+        </w:rPr>
+        <w:t>Цей файл слід забрати куди слід і передати певному додатку для обробки інформації з файлу.</w:t>
+      </w:r>
+    </w:p>
+    <w:p>
+      <w:pPr>
+        <w:rPr>
+          <w:lang w:val="uk-UA"/>
+        </w:rPr>
+      </w:pPr>
+      <w:r>
+        <w:rPr>
+          <w:lang w:val="uk-UA"/>
+        </w:rPr>
+        <w:t>Далі про те, яким чином такий загальний процес налаштований в додатку Звіти Радіо.</w:t>
+      </w:r>
+    </w:p>
+    <w:p>
+      <w:pPr>
+        <w:pStyle w:val="Heading2"/>
+        <w:rPr>
+          <w:lang w:val="uk-UA"/>
+        </w:rPr>
+      </w:pPr>
+      <w:r>
+        <w:rPr>
+          <w:lang w:val="uk-UA"/>
+        </w:rPr>
+        <w:t>Використання експорту-імпорту ЦИЗНет в додатку Звіти Радіо</w:t>
+      </w:r>
+    </w:p>
+    <w:p>
+      <w:pPr>
+        <w:rPr>
+          <w:lang w:val="uk-UA"/>
+        </w:rPr>
+      </w:pPr>
+      <w:r>
+        <w:rPr>
+          <w:lang w:val="uk-UA"/>
+        </w:rPr>
+        <w:t>Мета зробленого – узгодити дії в Цизнет і додатку радіо з метою мінімізації зусиль для отримання розподілу з використанням інформації з Цизнет. Далі крок за кроком.</w:t>
+      </w:r>
+    </w:p>
+    <w:p>
+      <w:pPr>
+        <w:rPr>
+          <w:lang w:val="uk-UA"/>
+        </w:rPr>
+      </w:pPr>
+      <w:r>
+        <w:rPr>
+          <w:lang w:val="uk-UA"/>
+        </w:rPr>
+        <w:t>Вибираємо потрібний звіт</w:t>
+      </w:r>
+    </w:p>
+    <w:p>
+      <w:pPr>
+        <w:rPr>
+          <w:lang w:val="uk-UA"/>
+        </w:rPr>
+      </w:pPr>
+      <w:r>
+        <w:rPr>
+          <w:noProof/>
+          <w:lang w:eastAsia="ru-RU"/>
+        </w:rPr>
+        <w:lastRenderedPageBreak/>
+        <w:drawing>
+          <wp:inline distT="0" distB="0" distL="0" distR="0" wp14:anchorId="2E5D7E34" wp14:editId="54628335">
+            <wp:extent cx="5940425" cy="3202305"/>
+            <wp:effectExtent l="0" t="0" r="3175" b="0"/>
+            <wp:docPr id="36" name="Picture 36"/>
+            <wp:cNvGraphicFramePr>
+              <a:graphicFrameLocks xmlns:a="http://schemas.openxmlformats.org/drawingml/2006/main" noChangeAspect="1"/>
+            </wp:cNvGraphicFramePr>
+            <a:graphic xmlns:a="http://schemas.openxmlformats.org/drawingml/2006/main">
+              <a:graphicData uri="http://schemas.openxmlformats.org/drawingml/2006/picture">
+                <pic:pic xmlns:pic="http://schemas.openxmlformats.org/drawingml/2006/picture">
+                  <pic:nvPicPr>
+                    <pic:cNvPr id="1" name=""/>
+                    <pic:cNvPicPr/>
+                  </pic:nvPicPr>
+                  <pic:blipFill>
+                    <a:blip r:embed="rId17"/>
+                    <a:stretch>
+                      <a:fillRect/>
+                    </a:stretch>
+                  </pic:blipFill>
+                  <pic:spPr>
+                    <a:xfrm>
+                      <a:off x="0" y="0"/>
+                      <a:ext cx="5940425" cy="3202305"/>
+                    </a:xfrm>
+                    <a:prstGeom prst="rect">
+                      <a:avLst/>
+                    </a:prstGeom>
+                  </pic:spPr>
+                </pic:pic>
+              </a:graphicData>
+            </a:graphic>
+          </wp:inline>
+        </w:drawing>
+      </w:r>
+    </w:p>
+    <w:p>
+      <w:pPr>
+        <w:rPr>
+          <w:lang w:val="uk-UA"/>
+        </w:rPr>
+      </w:pPr>
+      <w:r>
+        <w:rPr>
+          <w:lang w:val="uk-UA"/>
+        </w:rPr>
+        <w:t>Від</w:t>
+      </w:r>
+      <w:r>
+        <w:rPr>
+          <w:lang w:val="uk-UA"/>
+        </w:rPr>
+        <w:t>к</w:t>
+      </w:r>
+      <w:r>
+        <w:rPr>
+          <w:lang w:val="uk-UA"/>
+        </w:rPr>
+        <w:t>риваємо його і селектуємо потрібний рядок.</w:t>
+      </w:r>
+    </w:p>
+    <w:p>
+      <w:pPr>
+        <w:rPr>
+          <w:lang w:val="uk-UA"/>
+        </w:rPr>
+      </w:pPr>
+      <w:r>
+        <w:rPr>
+          <w:noProof/>
+          <w:lang w:eastAsia="ru-RU"/>
+        </w:rPr>
+        <w:drawing>
+          <wp:inline distT="0" distB="0" distL="0" distR="0" wp14:anchorId="02317D93" wp14:editId="7CD06807">
+            <wp:extent cx="5940425" cy="3390265"/>
+            <wp:effectExtent l="0" t="0" r="3175" b="635"/>
+            <wp:docPr id="37" name="Picture 37"/>
+            <wp:cNvGraphicFramePr>
+              <a:graphicFrameLocks xmlns:a="http://schemas.openxmlformats.org/drawingml/2006/main" noChangeAspect="1"/>
+            </wp:cNvGraphicFramePr>
+            <a:graphic xmlns:a="http://schemas.openxmlformats.org/drawingml/2006/main">
+              <a:graphicData uri="http://schemas.openxmlformats.org/drawingml/2006/picture">
+                <pic:pic xmlns:pic="http://schemas.openxmlformats.org/drawingml/2006/picture">
+                  <pic:nvPicPr>
+                    <pic:cNvPr id="1" name=""/>
+                    <pic:cNvPicPr/>
+                  </pic:nvPicPr>
+                  <pic:blipFill>
+                    <a:blip r:embed="rId18"/>
+                    <a:stretch>
+                      <a:fillRect/>
+                    </a:stretch>
+                  </pic:blipFill>
+                  <pic:spPr>
+                    <a:xfrm>
+                      <a:off x="0" y="0"/>
                       <a:ext cx="5940425" cy="3390265"/>
                     </a:xfrm>
                     <a:prstGeom prst="rect">
@@ -450,7 +1244,999 @@
         </w:drawing>
       </w:r>
     </w:p>
-    <w:p/>
+    <w:p>
+      <w:pPr>
+        <w:rPr>
+          <w:lang w:val="uk-UA"/>
+        </w:rPr>
+      </w:pPr>
+      <w:r>
+        <w:rPr>
+          <w:lang w:val="uk-UA"/>
+        </w:rPr>
+        <w:t>Тут коди не проставлені. Шукаємо твір в Цизнет (це зручно робити одразу, щоб мати можливість копі-пастити назву і виконавців). Ілюстрації того, що відбувається в Цизнет я далі наводити не буду – воно таке саме, як в попередньому розділі.</w:t>
+      </w:r>
+    </w:p>
+    <w:p>
+      <w:pPr>
+        <w:rPr>
+          <w:lang w:val="uk-UA"/>
+        </w:rPr>
+      </w:pPr>
+      <w:r>
+        <w:rPr>
+          <w:lang w:val="uk-UA"/>
+        </w:rPr>
+        <w:t>Тепер слід виконати дії, щоб попередньо поєднати знайдений твір з рядком. Для того тиснемо Виконати чекліст.</w:t>
+      </w:r>
+    </w:p>
+    <w:p>
+      <w:pPr>
+        <w:rPr>
+          <w:lang w:val="uk-UA"/>
+        </w:rPr>
+      </w:pPr>
+      <w:r>
+        <w:rPr>
+          <w:noProof/>
+          <w:lang w:eastAsia="ru-RU"/>
+        </w:rPr>
+        <w:lastRenderedPageBreak/>
+        <w:drawing>
+          <wp:inline distT="0" distB="0" distL="0" distR="0" wp14:anchorId="76B2249E" wp14:editId="1EF2563F">
+            <wp:extent cx="5286375" cy="3829050"/>
+            <wp:effectExtent l="0" t="0" r="9525" b="0"/>
+            <wp:docPr id="25" name="Picture 25"/>
+            <wp:cNvGraphicFramePr>
+              <a:graphicFrameLocks xmlns:a="http://schemas.openxmlformats.org/drawingml/2006/main" noChangeAspect="1"/>
+            </wp:cNvGraphicFramePr>
+            <a:graphic xmlns:a="http://schemas.openxmlformats.org/drawingml/2006/main">
+              <a:graphicData uri="http://schemas.openxmlformats.org/drawingml/2006/picture">
+                <pic:pic xmlns:pic="http://schemas.openxmlformats.org/drawingml/2006/picture">
+                  <pic:nvPicPr>
+                    <pic:cNvPr id="1" name=""/>
+                    <pic:cNvPicPr/>
+                  </pic:nvPicPr>
+                  <pic:blipFill>
+                    <a:blip r:embed="rId19"/>
+                    <a:stretch>
+                      <a:fillRect/>
+                    </a:stretch>
+                  </pic:blipFill>
+                  <pic:spPr>
+                    <a:xfrm>
+                      <a:off x="0" y="0"/>
+                      <a:ext cx="5286375" cy="3829050"/>
+                    </a:xfrm>
+                    <a:prstGeom prst="rect">
+                      <a:avLst/>
+                    </a:prstGeom>
+                  </pic:spPr>
+                </pic:pic>
+              </a:graphicData>
+            </a:graphic>
+          </wp:inline>
+        </w:drawing>
+      </w:r>
+    </w:p>
+    <w:p>
+      <w:pPr>
+        <w:rPr>
+          <w:lang w:val="uk-UA"/>
+        </w:rPr>
+      </w:pPr>
+      <w:r>
+        <w:rPr>
+          <w:lang w:val="uk-UA"/>
+        </w:rPr>
+        <w:t>Оскільки твір вже знайдено, ставимо відмітку.</w:t>
+      </w:r>
+    </w:p>
+    <w:p>
+      <w:pPr>
+        <w:rPr>
+          <w:lang w:val="uk-UA"/>
+        </w:rPr>
+      </w:pPr>
+      <w:r>
+        <w:rPr>
+          <w:noProof/>
+          <w:lang w:eastAsia="ru-RU"/>
+        </w:rPr>
+        <w:drawing>
+          <wp:inline distT="0" distB="0" distL="0" distR="0" wp14:anchorId="059EAF0D" wp14:editId="21E94B6D">
+            <wp:extent cx="5286375" cy="3829050"/>
+            <wp:effectExtent l="0" t="0" r="9525" b="0"/>
+            <wp:docPr id="26" name="Picture 26"/>
+            <wp:cNvGraphicFramePr>
+              <a:graphicFrameLocks xmlns:a="http://schemas.openxmlformats.org/drawingml/2006/main" noChangeAspect="1"/>
+            </wp:cNvGraphicFramePr>
+            <a:graphic xmlns:a="http://schemas.openxmlformats.org/drawingml/2006/main">
+              <a:graphicData uri="http://schemas.openxmlformats.org/drawingml/2006/picture">
+                <pic:pic xmlns:pic="http://schemas.openxmlformats.org/drawingml/2006/picture">
+                  <pic:nvPicPr>
+                    <pic:cNvPr id="1" name=""/>
+                    <pic:cNvPicPr/>
+                  </pic:nvPicPr>
+                  <pic:blipFill>
+                    <a:blip r:embed="rId20"/>
+                    <a:stretch>
+                      <a:fillRect/>
+                    </a:stretch>
+                  </pic:blipFill>
+                  <pic:spPr>
+                    <a:xfrm>
+                      <a:off x="0" y="0"/>
+                      <a:ext cx="5286375" cy="3829050"/>
+                    </a:xfrm>
+                    <a:prstGeom prst="rect">
+                      <a:avLst/>
+                    </a:prstGeom>
+                  </pic:spPr>
+                </pic:pic>
+              </a:graphicData>
+            </a:graphic>
+          </wp:inline>
+        </w:drawing>
+      </w:r>
+    </w:p>
+    <w:p>
+      <w:pPr>
+        <w:rPr>
+          <w:lang w:val="uk-UA"/>
+        </w:rPr>
+      </w:pPr>
+      <w:r>
+        <w:rPr>
+          <w:lang w:val="uk-UA"/>
+        </w:rPr>
+        <w:t xml:space="preserve">Це те, про що я писав – твори знайдені в </w:t>
+      </w:r>
+      <w:r>
+        <w:rPr>
+          <w:lang w:val="en-US"/>
+        </w:rPr>
+        <w:t>Wid</w:t>
+      </w:r>
+      <w:r>
+        <w:t xml:space="preserve"> </w:t>
+      </w:r>
+      <w:r>
+        <w:rPr>
+          <w:lang w:val="en-US"/>
+        </w:rPr>
+        <w:t>Central</w:t>
+      </w:r>
+      <w:r>
+        <w:t xml:space="preserve"> </w:t>
+      </w:r>
+      <w:r>
+        <w:rPr>
+          <w:lang w:val="uk-UA"/>
+        </w:rPr>
+        <w:t>не слід експортувати, бо вони мусять міститись у наших БД. Натомість для рядку слід виконати пошук у нас. Якщо не вдається – це треба досліджувати спеціально. Якщо слід експортувати – виконати експорт як було описано вище.</w:t>
+      </w:r>
+    </w:p>
+    <w:p>
+      <w:pPr>
+        <w:rPr>
+          <w:lang w:val="uk-UA"/>
+        </w:rPr>
+      </w:pPr>
+    </w:p>
+    <w:p>
+      <w:pPr>
+        <w:rPr>
+          <w:lang w:val="uk-UA"/>
+        </w:rPr>
+      </w:pPr>
+      <w:r>
+        <w:rPr>
+          <w:noProof/>
+          <w:lang w:eastAsia="ru-RU"/>
+        </w:rPr>
+        <w:lastRenderedPageBreak/>
+        <w:drawing>
+          <wp:inline distT="0" distB="0" distL="0" distR="0" wp14:anchorId="38AA6527" wp14:editId="24458390">
+            <wp:extent cx="5286375" cy="3829050"/>
+            <wp:effectExtent l="0" t="0" r="9525" b="0"/>
+            <wp:docPr id="27" name="Picture 27"/>
+            <wp:cNvGraphicFramePr>
+              <a:graphicFrameLocks xmlns:a="http://schemas.openxmlformats.org/drawingml/2006/main" noChangeAspect="1"/>
+            </wp:cNvGraphicFramePr>
+            <a:graphic xmlns:a="http://schemas.openxmlformats.org/drawingml/2006/main">
+              <a:graphicData uri="http://schemas.openxmlformats.org/drawingml/2006/picture">
+                <pic:pic xmlns:pic="http://schemas.openxmlformats.org/drawingml/2006/picture">
+                  <pic:nvPicPr>
+                    <pic:cNvPr id="1" name=""/>
+                    <pic:cNvPicPr/>
+                  </pic:nvPicPr>
+                  <pic:blipFill>
+                    <a:blip r:embed="rId21"/>
+                    <a:stretch>
+                      <a:fillRect/>
+                    </a:stretch>
+                  </pic:blipFill>
+                  <pic:spPr>
+                    <a:xfrm>
+                      <a:off x="0" y="0"/>
+                      <a:ext cx="5286375" cy="3829050"/>
+                    </a:xfrm>
+                    <a:prstGeom prst="rect">
+                      <a:avLst/>
+                    </a:prstGeom>
+                  </pic:spPr>
+                </pic:pic>
+              </a:graphicData>
+            </a:graphic>
+          </wp:inline>
+        </w:drawing>
+      </w:r>
+    </w:p>
+    <w:p>
+      <w:pPr>
+        <w:rPr>
+          <w:lang w:val="uk-UA"/>
+        </w:rPr>
+      </w:pPr>
+      <w:r>
+        <w:rPr>
+          <w:lang w:val="uk-UA"/>
+        </w:rPr>
+        <w:t>Тепер в цизнеті слід додати твір до пакету, створивши його за необхідності. Нащо додавати запропонований коментар – щоб в подальшому контролювати, стосовно якого звіту створений пакет.</w:t>
+      </w:r>
+    </w:p>
+    <w:p>
+      <w:pPr>
+        <w:rPr>
+          <w:lang w:val="uk-UA"/>
+        </w:rPr>
+      </w:pPr>
+      <w:r>
+        <w:rPr>
+          <w:noProof/>
+          <w:lang w:eastAsia="ru-RU"/>
+        </w:rPr>
+        <w:drawing>
+          <wp:inline distT="0" distB="0" distL="0" distR="0" wp14:anchorId="01B85154" wp14:editId="29F44007">
+            <wp:extent cx="5286375" cy="3829050"/>
+            <wp:effectExtent l="0" t="0" r="9525" b="0"/>
+            <wp:docPr id="28" name="Picture 28"/>
+            <wp:cNvGraphicFramePr>
+              <a:graphicFrameLocks xmlns:a="http://schemas.openxmlformats.org/drawingml/2006/main" noChangeAspect="1"/>
+            </wp:cNvGraphicFramePr>
+            <a:graphic xmlns:a="http://schemas.openxmlformats.org/drawingml/2006/main">
+              <a:graphicData uri="http://schemas.openxmlformats.org/drawingml/2006/picture">
+                <pic:pic xmlns:pic="http://schemas.openxmlformats.org/drawingml/2006/picture">
+                  <pic:nvPicPr>
+                    <pic:cNvPr id="1" name=""/>
+                    <pic:cNvPicPr/>
+                  </pic:nvPicPr>
+                  <pic:blipFill>
+                    <a:blip r:embed="rId22"/>
+                    <a:stretch>
+                      <a:fillRect/>
+                    </a:stretch>
+                  </pic:blipFill>
+                  <pic:spPr>
+                    <a:xfrm>
+                      <a:off x="0" y="0"/>
+                      <a:ext cx="5286375" cy="3829050"/>
+                    </a:xfrm>
+                    <a:prstGeom prst="rect">
+                      <a:avLst/>
+                    </a:prstGeom>
+                  </pic:spPr>
+                </pic:pic>
+              </a:graphicData>
+            </a:graphic>
+          </wp:inline>
+        </w:drawing>
+      </w:r>
+    </w:p>
+    <w:p>
+      <w:pPr>
+        <w:rPr>
+          <w:lang w:val="uk-UA"/>
+        </w:rPr>
+      </w:pPr>
+      <w:r>
+        <w:rPr>
+          <w:lang w:val="uk-UA"/>
+        </w:rPr>
+        <w:t>Нащо такий код? Це код буде прописаний в рядку звіту, і далі після імпорту пакету відповідний твір буде автоматично поєднаний з рядком звіту.</w:t>
+      </w:r>
+    </w:p>
+    <w:p>
+      <w:pPr>
+        <w:rPr>
+          <w:lang w:val="en-US"/>
+        </w:rPr>
+      </w:pPr>
+      <w:r>
+        <w:rPr>
+          <w:noProof/>
+          <w:lang w:eastAsia="ru-RU"/>
+        </w:rPr>
+        <w:lastRenderedPageBreak/>
+        <w:drawing>
+          <wp:inline distT="0" distB="0" distL="0" distR="0" wp14:anchorId="45BCCC5C" wp14:editId="681BF682">
+            <wp:extent cx="5286375" cy="3829050"/>
+            <wp:effectExtent l="0" t="0" r="9525" b="0"/>
+            <wp:docPr id="30" name="Picture 30"/>
+            <wp:cNvGraphicFramePr>
+              <a:graphicFrameLocks xmlns:a="http://schemas.openxmlformats.org/drawingml/2006/main" noChangeAspect="1"/>
+            </wp:cNvGraphicFramePr>
+            <a:graphic xmlns:a="http://schemas.openxmlformats.org/drawingml/2006/main">
+              <a:graphicData uri="http://schemas.openxmlformats.org/drawingml/2006/picture">
+                <pic:pic xmlns:pic="http://schemas.openxmlformats.org/drawingml/2006/picture">
+                  <pic:nvPicPr>
+                    <pic:cNvPr id="1" name=""/>
+                    <pic:cNvPicPr/>
+                  </pic:nvPicPr>
+                  <pic:blipFill>
+                    <a:blip r:embed="rId23"/>
+                    <a:stretch>
+                      <a:fillRect/>
+                    </a:stretch>
+                  </pic:blipFill>
+                  <pic:spPr>
+                    <a:xfrm>
+                      <a:off x="0" y="0"/>
+                      <a:ext cx="5286375" cy="3829050"/>
+                    </a:xfrm>
+                    <a:prstGeom prst="rect">
+                      <a:avLst/>
+                    </a:prstGeom>
+                  </pic:spPr>
+                </pic:pic>
+              </a:graphicData>
+            </a:graphic>
+          </wp:inline>
+        </w:drawing>
+      </w:r>
+    </w:p>
+    <w:p>
+      <w:pPr>
+        <w:rPr>
+          <w:lang w:val="uk-UA"/>
+        </w:rPr>
+      </w:pPr>
+      <w:r>
+        <w:rPr>
+          <w:lang w:val="uk-UA"/>
+        </w:rPr>
+        <w:t>Це слід зробити на боці Цизнет.</w:t>
+      </w:r>
+    </w:p>
+    <w:p>
+      <w:pPr>
+        <w:rPr>
+          <w:lang w:val="uk-UA"/>
+        </w:rPr>
+      </w:pPr>
+      <w:r>
+        <w:rPr>
+          <w:noProof/>
+          <w:lang w:eastAsia="ru-RU"/>
+        </w:rPr>
+        <w:drawing>
+          <wp:inline distT="0" distB="0" distL="0" distR="0" wp14:anchorId="3D23CCC2" wp14:editId="7D0BD954">
+            <wp:extent cx="5286375" cy="3829050"/>
+            <wp:effectExtent l="0" t="0" r="9525" b="0"/>
+            <wp:docPr id="31" name="Picture 31"/>
+            <wp:cNvGraphicFramePr>
+              <a:graphicFrameLocks xmlns:a="http://schemas.openxmlformats.org/drawingml/2006/main" noChangeAspect="1"/>
+            </wp:cNvGraphicFramePr>
+            <a:graphic xmlns:a="http://schemas.openxmlformats.org/drawingml/2006/main">
+              <a:graphicData uri="http://schemas.openxmlformats.org/drawingml/2006/picture">
+                <pic:pic xmlns:pic="http://schemas.openxmlformats.org/drawingml/2006/picture">
+                  <pic:nvPicPr>
+                    <pic:cNvPr id="1" name=""/>
+                    <pic:cNvPicPr/>
+                  </pic:nvPicPr>
+                  <pic:blipFill>
+                    <a:blip r:embed="rId24"/>
+                    <a:stretch>
+                      <a:fillRect/>
+                    </a:stretch>
+                  </pic:blipFill>
+                  <pic:spPr>
+                    <a:xfrm>
+                      <a:off x="0" y="0"/>
+                      <a:ext cx="5286375" cy="3829050"/>
+                    </a:xfrm>
+                    <a:prstGeom prst="rect">
+                      <a:avLst/>
+                    </a:prstGeom>
+                  </pic:spPr>
+                </pic:pic>
+              </a:graphicData>
+            </a:graphic>
+          </wp:inline>
+        </w:drawing>
+      </w:r>
+    </w:p>
+    <w:p>
+      <w:pPr>
+        <w:rPr>
+          <w:lang w:val="uk-UA"/>
+        </w:rPr>
+      </w:pPr>
+      <w:r>
+        <w:rPr>
+          <w:lang w:val="uk-UA"/>
+        </w:rPr>
+        <w:t>Застосувати.</w:t>
+      </w:r>
+    </w:p>
+    <w:p>
+      <w:pPr>
+        <w:rPr>
+          <w:lang w:val="uk-UA"/>
+        </w:rPr>
+      </w:pPr>
+      <w:r>
+        <w:rPr>
+          <w:noProof/>
+          <w:lang w:eastAsia="ru-RU"/>
+        </w:rPr>
+        <w:lastRenderedPageBreak/>
+        <w:drawing>
+          <wp:inline distT="0" distB="0" distL="0" distR="0" wp14:anchorId="6582F6A8" wp14:editId="52DB3FC1">
+            <wp:extent cx="5940425" cy="3390265"/>
+            <wp:effectExtent l="0" t="0" r="3175" b="635"/>
+            <wp:docPr id="38" name="Picture 38"/>
+            <wp:cNvGraphicFramePr>
+              <a:graphicFrameLocks xmlns:a="http://schemas.openxmlformats.org/drawingml/2006/main" noChangeAspect="1"/>
+            </wp:cNvGraphicFramePr>
+            <a:graphic xmlns:a="http://schemas.openxmlformats.org/drawingml/2006/main">
+              <a:graphicData uri="http://schemas.openxmlformats.org/drawingml/2006/picture">
+                <pic:pic xmlns:pic="http://schemas.openxmlformats.org/drawingml/2006/picture">
+                  <pic:nvPicPr>
+                    <pic:cNvPr id="1" name=""/>
+                    <pic:cNvPicPr/>
+                  </pic:nvPicPr>
+                  <pic:blipFill>
+                    <a:blip r:embed="rId25"/>
+                    <a:stretch>
+                      <a:fillRect/>
+                    </a:stretch>
+                  </pic:blipFill>
+                  <pic:spPr>
+                    <a:xfrm>
+                      <a:off x="0" y="0"/>
+                      <a:ext cx="5940425" cy="3390265"/>
+                    </a:xfrm>
+                    <a:prstGeom prst="rect">
+                      <a:avLst/>
+                    </a:prstGeom>
+                  </pic:spPr>
+                </pic:pic>
+              </a:graphicData>
+            </a:graphic>
+          </wp:inline>
+        </w:drawing>
+      </w:r>
+    </w:p>
+    <w:p>
+      <w:pPr>
+        <w:rPr>
+          <w:lang w:val="uk-UA"/>
+        </w:rPr>
+      </w:pPr>
+      <w:r>
+        <w:rPr>
+          <w:lang w:val="uk-UA"/>
+        </w:rPr>
+        <w:t>Тепер в ря</w:t>
+      </w:r>
+      <w:r>
+        <w:rPr>
+          <w:lang w:val="uk-UA"/>
+        </w:rPr>
+        <w:t>дку прописано, що твір знайдено в Цизнет і відповідний код твору.</w:t>
+      </w:r>
+    </w:p>
+    <w:p>
+      <w:pPr>
+        <w:rPr>
+          <w:lang w:val="uk-UA"/>
+        </w:rPr>
+      </w:pPr>
+      <w:r>
+        <w:rPr>
+          <w:lang w:val="uk-UA"/>
+        </w:rPr>
+        <w:t>Так само робимо для решти рядків.</w:t>
+      </w:r>
+    </w:p>
+    <w:p>
+      <w:pPr>
+        <w:rPr>
+          <w:lang w:val="uk-UA"/>
+        </w:rPr>
+      </w:pPr>
+      <w:r>
+        <w:rPr>
+          <w:lang w:val="uk-UA"/>
+        </w:rPr>
+        <w:t>Коли це вже буде зроблене, слід виконати імпорт пакету.</w:t>
+      </w:r>
+    </w:p>
+    <w:p>
+      <w:pPr>
+        <w:rPr>
+          <w:lang w:val="uk-UA"/>
+        </w:rPr>
+      </w:pPr>
+      <w:r>
+        <w:rPr>
+          <w:noProof/>
+          <w:lang w:eastAsia="ru-RU"/>
+        </w:rPr>
+        <w:drawing>
+          <wp:inline distT="0" distB="0" distL="0" distR="0" wp14:anchorId="5583D0D8" wp14:editId="0363FA58">
+            <wp:extent cx="5940425" cy="3390265"/>
+            <wp:effectExtent l="0" t="0" r="3175" b="635"/>
+            <wp:docPr id="39" name="Picture 39"/>
+            <wp:cNvGraphicFramePr>
+              <a:graphicFrameLocks xmlns:a="http://schemas.openxmlformats.org/drawingml/2006/main" noChangeAspect="1"/>
+            </wp:cNvGraphicFramePr>
+            <a:graphic xmlns:a="http://schemas.openxmlformats.org/drawingml/2006/main">
+              <a:graphicData uri="http://schemas.openxmlformats.org/drawingml/2006/picture">
+                <pic:pic xmlns:pic="http://schemas.openxmlformats.org/drawingml/2006/picture">
+                  <pic:nvPicPr>
+                    <pic:cNvPr id="1" name=""/>
+                    <pic:cNvPicPr/>
+                  </pic:nvPicPr>
+                  <pic:blipFill>
+                    <a:blip r:embed="rId26"/>
+                    <a:stretch>
+                      <a:fillRect/>
+                    </a:stretch>
+                  </pic:blipFill>
+                  <pic:spPr>
+                    <a:xfrm>
+                      <a:off x="0" y="0"/>
+                      <a:ext cx="5940425" cy="3390265"/>
+                    </a:xfrm>
+                    <a:prstGeom prst="rect">
+                      <a:avLst/>
+                    </a:prstGeom>
+                  </pic:spPr>
+                </pic:pic>
+              </a:graphicData>
+            </a:graphic>
+          </wp:inline>
+        </w:drawing>
+      </w:r>
+    </w:p>
+    <w:p>
+      <w:pPr>
+        <w:rPr>
+          <w:lang w:val="uk-UA"/>
+        </w:rPr>
+      </w:pPr>
+      <w:r>
+        <w:rPr>
+          <w:lang w:val="uk-UA"/>
+        </w:rPr>
+        <w:t>Тиснемо Імпортувати з Цизнет.</w:t>
+      </w:r>
+    </w:p>
+    <w:p>
+      <w:pPr>
+        <w:rPr>
+          <w:lang w:val="uk-UA"/>
+        </w:rPr>
+      </w:pPr>
+      <w:r>
+        <w:rPr>
+          <w:noProof/>
+          <w:lang w:eastAsia="ru-RU"/>
+        </w:rPr>
+        <w:lastRenderedPageBreak/>
+        <w:drawing>
+          <wp:inline distT="0" distB="0" distL="0" distR="0" wp14:anchorId="5FBD41D0" wp14:editId="1B113133">
+            <wp:extent cx="5940425" cy="3634740"/>
+            <wp:effectExtent l="0" t="0" r="3175" b="3810"/>
+            <wp:docPr id="40" name="Picture 40"/>
+            <wp:cNvGraphicFramePr>
+              <a:graphicFrameLocks xmlns:a="http://schemas.openxmlformats.org/drawingml/2006/main" noChangeAspect="1"/>
+            </wp:cNvGraphicFramePr>
+            <a:graphic xmlns:a="http://schemas.openxmlformats.org/drawingml/2006/main">
+              <a:graphicData uri="http://schemas.openxmlformats.org/drawingml/2006/picture">
+                <pic:pic xmlns:pic="http://schemas.openxmlformats.org/drawingml/2006/picture">
+                  <pic:nvPicPr>
+                    <pic:cNvPr id="1" name=""/>
+                    <pic:cNvPicPr/>
+                  </pic:nvPicPr>
+                  <pic:blipFill>
+                    <a:blip r:embed="rId27"/>
+                    <a:stretch>
+                      <a:fillRect/>
+                    </a:stretch>
+                  </pic:blipFill>
+                  <pic:spPr>
+                    <a:xfrm>
+                      <a:off x="0" y="0"/>
+                      <a:ext cx="5940425" cy="3634740"/>
+                    </a:xfrm>
+                    <a:prstGeom prst="rect">
+                      <a:avLst/>
+                    </a:prstGeom>
+                  </pic:spPr>
+                </pic:pic>
+              </a:graphicData>
+            </a:graphic>
+          </wp:inline>
+        </w:drawing>
+      </w:r>
+    </w:p>
+    <w:p>
+      <w:pPr>
+        <w:rPr>
+          <w:lang w:val="uk-UA"/>
+        </w:rPr>
+      </w:pPr>
+      <w:r>
+        <w:rPr>
+          <w:lang w:val="uk-UA"/>
+        </w:rPr>
+        <w:t>Слід виконати попередні дії і натиснути Імпортувати.</w:t>
+      </w:r>
+      <w:r>
+        <w:rPr>
+          <w:lang w:val="uk-UA"/>
+        </w:rPr>
+        <w:t xml:space="preserve"> Особливих коментарів пункти не потребують.</w:t>
+      </w:r>
+    </w:p>
+    <w:p>
+      <w:pPr>
+        <w:rPr>
+          <w:lang w:val="uk-UA"/>
+        </w:rPr>
+      </w:pPr>
+      <w:r>
+        <w:rPr>
+          <w:noProof/>
+          <w:lang w:eastAsia="ru-RU"/>
+        </w:rPr>
+        <w:drawing>
+          <wp:inline distT="0" distB="0" distL="0" distR="0" wp14:anchorId="07F89A9E" wp14:editId="08B79039">
+            <wp:extent cx="5940425" cy="3634740"/>
+            <wp:effectExtent l="0" t="0" r="3175" b="3810"/>
+            <wp:docPr id="41" name="Picture 41"/>
+            <wp:cNvGraphicFramePr>
+              <a:graphicFrameLocks xmlns:a="http://schemas.openxmlformats.org/drawingml/2006/main" noChangeAspect="1"/>
+            </wp:cNvGraphicFramePr>
+            <a:graphic xmlns:a="http://schemas.openxmlformats.org/drawingml/2006/main">
+              <a:graphicData uri="http://schemas.openxmlformats.org/drawingml/2006/picture">
+                <pic:pic xmlns:pic="http://schemas.openxmlformats.org/drawingml/2006/picture">
+                  <pic:nvPicPr>
+                    <pic:cNvPr id="1" name=""/>
+                    <pic:cNvPicPr/>
+                  </pic:nvPicPr>
+                  <pic:blipFill>
+                    <a:blip r:embed="rId28"/>
+                    <a:stretch>
+                      <a:fillRect/>
+                    </a:stretch>
+                  </pic:blipFill>
+                  <pic:spPr>
+                    <a:xfrm>
+                      <a:off x="0" y="0"/>
+                      <a:ext cx="5940425" cy="3634740"/>
+                    </a:xfrm>
+                    <a:prstGeom prst="rect">
+                      <a:avLst/>
+                    </a:prstGeom>
+                  </pic:spPr>
+                </pic:pic>
+              </a:graphicData>
+            </a:graphic>
+          </wp:inline>
+        </w:drawing>
+      </w:r>
+    </w:p>
+    <w:p>
+      <w:pPr>
+        <w:rPr>
+          <w:lang w:val="uk-UA"/>
+        </w:rPr>
+      </w:pPr>
+      <w:r>
+        <w:rPr>
+          <w:lang w:val="uk-UA"/>
+        </w:rPr>
+        <w:t>Після Імпортувати.</w:t>
+      </w:r>
+    </w:p>
+    <w:p>
+      <w:pPr>
+        <w:rPr>
+          <w:lang w:val="uk-UA"/>
+        </w:rPr>
+      </w:pPr>
+      <w:r>
+        <w:rPr>
+          <w:noProof/>
+          <w:lang w:eastAsia="ru-RU"/>
+        </w:rPr>
+        <w:lastRenderedPageBreak/>
+        <w:drawing>
+          <wp:inline distT="0" distB="0" distL="0" distR="0" wp14:anchorId="6EDB1AF1" wp14:editId="6C460F2E">
+            <wp:extent cx="5940425" cy="3634740"/>
+            <wp:effectExtent l="0" t="0" r="3175" b="3810"/>
+            <wp:docPr id="42" name="Picture 42"/>
+            <wp:cNvGraphicFramePr>
+              <a:graphicFrameLocks xmlns:a="http://schemas.openxmlformats.org/drawingml/2006/main" noChangeAspect="1"/>
+            </wp:cNvGraphicFramePr>
+            <a:graphic xmlns:a="http://schemas.openxmlformats.org/drawingml/2006/main">
+              <a:graphicData uri="http://schemas.openxmlformats.org/drawingml/2006/picture">
+                <pic:pic xmlns:pic="http://schemas.openxmlformats.org/drawingml/2006/picture">
+                  <pic:nvPicPr>
+                    <pic:cNvPr id="1" name=""/>
+                    <pic:cNvPicPr/>
+                  </pic:nvPicPr>
+                  <pic:blipFill>
+                    <a:blip r:embed="rId29"/>
+                    <a:stretch>
+                      <a:fillRect/>
+                    </a:stretch>
+                  </pic:blipFill>
+                  <pic:spPr>
+                    <a:xfrm>
+                      <a:off x="0" y="0"/>
+                      <a:ext cx="5940425" cy="3634740"/>
+                    </a:xfrm>
+                    <a:prstGeom prst="rect">
+                      <a:avLst/>
+                    </a:prstGeom>
+                  </pic:spPr>
+                </pic:pic>
+              </a:graphicData>
+            </a:graphic>
+          </wp:inline>
+        </w:drawing>
+      </w:r>
+    </w:p>
+    <w:p>
+      <w:pPr>
+        <w:rPr>
+          <w:lang w:val="uk-UA"/>
+        </w:rPr>
+      </w:pPr>
+      <w:r>
+        <w:rPr>
+          <w:lang w:val="uk-UA"/>
+        </w:rPr>
+        <w:t>Закриваємо і бачимо</w:t>
+      </w:r>
+    </w:p>
+    <w:p>
+      <w:pPr>
+        <w:rPr>
+          <w:lang w:val="uk-UA"/>
+        </w:rPr>
+      </w:pPr>
+      <w:r>
+        <w:rPr>
+          <w:noProof/>
+          <w:lang w:eastAsia="ru-RU"/>
+        </w:rPr>
+        <w:drawing>
+          <wp:inline distT="0" distB="0" distL="0" distR="0" wp14:anchorId="5772E357" wp14:editId="15568011">
+            <wp:extent cx="5940425" cy="3390265"/>
+            <wp:effectExtent l="0" t="0" r="3175" b="635"/>
+            <wp:docPr id="44" name="Picture 44"/>
+            <wp:cNvGraphicFramePr>
+              <a:graphicFrameLocks xmlns:a="http://schemas.openxmlformats.org/drawingml/2006/main" noChangeAspect="1"/>
+            </wp:cNvGraphicFramePr>
+            <a:graphic xmlns:a="http://schemas.openxmlformats.org/drawingml/2006/main">
+              <a:graphicData uri="http://schemas.openxmlformats.org/drawingml/2006/picture">
+                <pic:pic xmlns:pic="http://schemas.openxmlformats.org/drawingml/2006/picture">
+                  <pic:nvPicPr>
+                    <pic:cNvPr id="1" name=""/>
+                    <pic:cNvPicPr/>
+                  </pic:nvPicPr>
+                  <pic:blipFill>
+                    <a:blip r:embed="rId30"/>
+                    <a:stretch>
+                      <a:fillRect/>
+                    </a:stretch>
+                  </pic:blipFill>
+                  <pic:spPr>
+                    <a:xfrm>
+                      <a:off x="0" y="0"/>
+                      <a:ext cx="5940425" cy="3390265"/>
+                    </a:xfrm>
+                    <a:prstGeom prst="rect">
+                      <a:avLst/>
+                    </a:prstGeom>
+                  </pic:spPr>
+                </pic:pic>
+              </a:graphicData>
+            </a:graphic>
+          </wp:inline>
+        </w:drawing>
+      </w:r>
+    </w:p>
+    <w:p>
+      <w:pPr>
+        <w:rPr>
+          <w:lang w:val="uk-UA"/>
+        </w:rPr>
+      </w:pPr>
+      <w:r>
+        <w:rPr>
+          <w:lang w:val="uk-UA"/>
+        </w:rPr>
+        <w:t>Твір був імпортований в БД СМАРТ, і відповідний код можна зараз побачити. Але розподіл порожній – слід тепер перерахувати проценти.</w:t>
+      </w:r>
+    </w:p>
+    <w:p>
+      <w:pPr>
+        <w:rPr>
+          <w:lang w:val="uk-UA"/>
+        </w:rPr>
+      </w:pPr>
+      <w:r>
+        <w:rPr>
+          <w:noProof/>
+          <w:lang w:eastAsia="ru-RU"/>
+        </w:rPr>
+        <w:lastRenderedPageBreak/>
+        <w:drawing>
+          <wp:inline distT="0" distB="0" distL="0" distR="0" wp14:anchorId="14F1FECE" wp14:editId="30F9F056">
+            <wp:extent cx="5940425" cy="3390265"/>
+            <wp:effectExtent l="0" t="0" r="3175" b="635"/>
+            <wp:docPr id="45" name="Picture 45"/>
+            <wp:cNvGraphicFramePr>
+              <a:graphicFrameLocks xmlns:a="http://schemas.openxmlformats.org/drawingml/2006/main" noChangeAspect="1"/>
+            </wp:cNvGraphicFramePr>
+            <a:graphic xmlns:a="http://schemas.openxmlformats.org/drawingml/2006/main">
+              <a:graphicData uri="http://schemas.openxmlformats.org/drawingml/2006/picture">
+                <pic:pic xmlns:pic="http://schemas.openxmlformats.org/drawingml/2006/picture">
+                  <pic:nvPicPr>
+                    <pic:cNvPr id="1" name=""/>
+                    <pic:cNvPicPr/>
+                  </pic:nvPicPr>
+                  <pic:blipFill>
+                    <a:blip r:embed="rId31"/>
+                    <a:stretch>
+                      <a:fillRect/>
+                    </a:stretch>
+                  </pic:blipFill>
+                  <pic:spPr>
+                    <a:xfrm>
+                      <a:off x="0" y="0"/>
+                      <a:ext cx="5940425" cy="3390265"/>
+                    </a:xfrm>
+                    <a:prstGeom prst="rect">
+                      <a:avLst/>
+                    </a:prstGeom>
+                  </pic:spPr>
+                </pic:pic>
+              </a:graphicData>
+            </a:graphic>
+          </wp:inline>
+        </w:drawing>
+      </w:r>
+    </w:p>
+    <w:p>
+      <w:pPr>
+        <w:rPr>
+          <w:lang w:val="en-US"/>
+        </w:rPr>
+      </w:pPr>
+      <w:r>
+        <w:rPr>
+          <w:lang w:val="uk-UA"/>
+        </w:rPr>
+        <w:t>Тепер бачимо і розподіл. Оновимо файл розподілу.</w:t>
+      </w:r>
+    </w:p>
+    <w:p>
+      <w:pPr>
+        <w:rPr>
+          <w:lang w:val="en-US"/>
+        </w:rPr>
+      </w:pPr>
+      <w:r>
+        <w:rPr>
+          <w:noProof/>
+          <w:lang w:eastAsia="ru-RU"/>
+        </w:rPr>
+        <w:drawing>
+          <wp:inline distT="0" distB="0" distL="0" distR="0" wp14:anchorId="715F1FA9" wp14:editId="32EB8152">
+            <wp:extent cx="5940425" cy="3769360"/>
+            <wp:effectExtent l="0" t="0" r="3175" b="2540"/>
+            <wp:docPr id="46" name="Picture 46"/>
+            <wp:cNvGraphicFramePr>
+              <a:graphicFrameLocks xmlns:a="http://schemas.openxmlformats.org/drawingml/2006/main" noChangeAspect="1"/>
+            </wp:cNvGraphicFramePr>
+            <a:graphic xmlns:a="http://schemas.openxmlformats.org/drawingml/2006/main">
+              <a:graphicData uri="http://schemas.openxmlformats.org/drawingml/2006/picture">
+                <pic:pic xmlns:pic="http://schemas.openxmlformats.org/drawingml/2006/picture">
+                  <pic:nvPicPr>
+                    <pic:cNvPr id="1" name=""/>
+                    <pic:cNvPicPr/>
+                  </pic:nvPicPr>
+                  <pic:blipFill>
+                    <a:blip r:embed="rId32"/>
+                    <a:stretch>
+                      <a:fillRect/>
+                    </a:stretch>
+                  </pic:blipFill>
+                  <pic:spPr>
+                    <a:xfrm>
+                      <a:off x="0" y="0"/>
+                      <a:ext cx="5940425" cy="3769360"/>
+                    </a:xfrm>
+                    <a:prstGeom prst="rect">
+                      <a:avLst/>
+                    </a:prstGeom>
+                  </pic:spPr>
+                </pic:pic>
+              </a:graphicData>
+            </a:graphic>
+          </wp:inline>
+        </w:drawing>
+      </w:r>
+    </w:p>
+    <w:p>
+      <w:r>
+        <w:t>Отримали що прагнули.</w:t>
+      </w:r>
+    </w:p>
+    <w:p>
+      <w:pPr>
+        <w:rPr>
+          <w:lang w:val="uk-UA"/>
+        </w:rPr>
+      </w:pPr>
+      <w:r>
+        <w:t xml:space="preserve">ЗАУВАЖЕННЯ: Якщо </w:t>
+      </w:r>
+      <w:r>
+        <w:rPr>
+          <w:lang w:val="uk-UA"/>
+        </w:rPr>
+        <w:t>після імпорту і перерахунку процентів виникне бажання продовжити пошук для наступних рядків, твори слід додавати до НОВОГО ПАКЕТУ. Це певне технічне спостереження – якщо цього не зробити Цизнет подиться певною мірою неочікувано</w:t>
+      </w:r>
+      <w:bookmarkStart w:id="0" w:name="_GoBack"/>
+      <w:bookmarkEnd w:id="0"/>
+      <w:r>
+        <w:rPr>
+          <w:lang w:val="uk-UA"/>
+        </w:rPr>
+        <w:t>, слід видалити пакет і почати все з початку (створення нового пакету і так далі).</w:t>
+      </w:r>
+    </w:p>
+    <w:p>
+      <w:pPr>
+        <w:rPr>
+          <w:lang w:val="uk-UA"/>
+        </w:rPr>
+      </w:pPr>
+    </w:p>
+    <w:p>
+      <w:pPr>
+        <w:rPr>
+          <w:lang w:val="uk-UA"/>
+        </w:rPr>
+      </w:pPr>
+    </w:p>
+    <w:p>
+      <w:pPr>
+        <w:rPr>
+          <w:lang w:val="uk-UA"/>
+        </w:rPr>
+      </w:pPr>
+    </w:p>
     <w:sectPr>
       <w:pgSz w:w="11906" w:h="16838"/>
       <w:pgMar w:top="1134" w:right="850" w:bottom="1134" w:left="1701" w:header="708" w:footer="708" w:gutter="0"/>
@@ -855,6 +2641,28 @@
     <w:name w:val="Normal"/>
     <w:qFormat/>
   </w:style>
+  <w:style w:type="paragraph" w:styleId="Heading2">
+    <w:name w:val="heading 2"/>
+    <w:basedOn w:val="Normal"/>
+    <w:next w:val="Normal"/>
+    <w:link w:val="Heading2Char"/>
+    <w:uiPriority w:val="9"/>
+    <w:unhideWhenUsed/>
+    <w:qFormat/>
+    <w:rsid w:val="00BB5ADC"/>
+    <w:pPr>
+      <w:keepNext/>
+      <w:keepLines/>
+      <w:spacing w:before="40" w:after="0"/>
+      <w:outlineLvl w:val="1"/>
+    </w:pPr>
+    <w:rPr>
+      <w:rFonts w:asciiTheme="majorHAnsi" w:eastAsiaTheme="majorEastAsia" w:hAnsiTheme="majorHAnsi" w:cstheme="majorBidi"/>
+      <w:color w:val="2E74B5" w:themeColor="accent1" w:themeShade="BF"/>
+      <w:sz w:val="26"/>
+      <w:szCs w:val="26"/>
+    </w:rPr>
+  </w:style>
   <w:style w:type="character" w:default="1" w:styleId="DefaultParagraphFont">
     <w:name w:val="Default Paragraph Font"/>
     <w:uiPriority w:val="1"/>
@@ -880,6 +2688,19 @@
     <w:uiPriority w:val="99"/>
     <w:semiHidden/>
     <w:unhideWhenUsed/>
+  </w:style>
+  <w:style w:type="character" w:customStyle="1" w:styleId="Heading2Char">
+    <w:name w:val="Heading 2 Char"/>
+    <w:basedOn w:val="DefaultParagraphFont"/>
+    <w:link w:val="Heading2"/>
+    <w:uiPriority w:val="9"/>
+    <w:rsid w:val="00BB5ADC"/>
+    <w:rPr>
+      <w:rFonts w:asciiTheme="majorHAnsi" w:eastAsiaTheme="majorEastAsia" w:hAnsiTheme="majorHAnsi" w:cstheme="majorBidi"/>
+      <w:color w:val="2E74B5" w:themeColor="accent1" w:themeShade="BF"/>
+      <w:sz w:val="26"/>
+      <w:szCs w:val="26"/>
+    </w:rPr>
   </w:style>
 </w:styles>
 </file>
@@ -1143,4 +2964,16 @@
     </a:ext>
   </a:extLst>
 </a:theme>
+</file>
+
+<file path=customXml/item1.xml><?xml version="1.0" encoding="utf-8"?>
+<b:Sources xmlns:b="http://schemas.openxmlformats.org/officeDocument/2006/bibliography" xmlns="http://schemas.openxmlformats.org/officeDocument/2006/bibliography" SelectedStyle="\APASixthEditionOfficeOnline.xsl" StyleName="APA" Version="6"/>
+</file>
+
+<file path=customXml/itemProps1.xml><?xml version="1.0" encoding="utf-8"?>
+<ds:datastoreItem xmlns:ds="http://schemas.openxmlformats.org/officeDocument/2006/customXml" ds:itemID="{8AAB780B-7CC9-447D-973E-BB988AA347F4}">
+  <ds:schemaRefs>
+    <ds:schemaRef ds:uri="http://schemas.openxmlformats.org/officeDocument/2006/bibliography"/>
+  </ds:schemaRefs>
+</ds:datastoreItem>
 </file>